--- a/DOC/Documentacao_Tradutor_Final.docx
+++ b/DOC/Documentacao_Tradutor_Final.docx
@@ -1763,10 +1763,10 @@
           <w:noProof/>
         </w:rPr>
         <w:drawing>
-          <wp:inline distT="0" distB="0" distL="0" distR="0" wp14:anchorId="3E0B02FC" wp14:editId="7902E86D">
-            <wp:extent cx="4207510" cy="3268694"/>
-            <wp:effectExtent l="0" t="0" r="2540" b="8255"/>
-            <wp:docPr id="1280341531" name="Imagem 2"/>
+          <wp:inline distT="0" distB="0" distL="0" distR="0" wp14:anchorId="5618F5CC" wp14:editId="7CD8735F">
+            <wp:extent cx="4587835" cy="3660253"/>
+            <wp:effectExtent l="0" t="0" r="3810" b="0"/>
+            <wp:docPr id="8555841" name="Imagem 7"/>
             <wp:cNvGraphicFramePr>
               <a:graphicFrameLocks xmlns:a="http://schemas.openxmlformats.org/drawingml/2006/main" noChangeAspect="1"/>
             </wp:cNvGraphicFramePr>
@@ -1774,7 +1774,7 @@
               <a:graphicData uri="http://schemas.openxmlformats.org/drawingml/2006/picture">
                 <pic:pic xmlns:pic="http://schemas.openxmlformats.org/drawingml/2006/picture">
                   <pic:nvPicPr>
-                    <pic:cNvPr id="0" name="Picture 3"/>
+                    <pic:cNvPr id="0" name="Picture 12"/>
                     <pic:cNvPicPr>
                       <a:picLocks noChangeAspect="1" noChangeArrowheads="1"/>
                     </pic:cNvPicPr>
@@ -1795,7 +1795,7 @@
                   <pic:spPr bwMode="auto">
                     <a:xfrm>
                       <a:off x="0" y="0"/>
-                      <a:ext cx="4227203" cy="3283993"/>
+                      <a:ext cx="4603225" cy="3672531"/>
                     </a:xfrm>
                     <a:prstGeom prst="rect">
                       <a:avLst/>
@@ -1824,6 +1824,7 @@
           <w:sz w:val="20"/>
           <w:szCs w:val="20"/>
         </w:rPr>
+        <w:lastRenderedPageBreak/>
         <w:t>Figura 2 – Diagrama conceitual de classes do Tradutor. Fonte: elaborado pelo grupo.</w:t>
       </w:r>
     </w:p>
@@ -1832,7 +1833,6 @@
         <w:pStyle w:val="Ttulo2"/>
       </w:pPr>
       <w:r>
-        <w:lastRenderedPageBreak/>
         <w:t>6.3 Diagrama de Atividades</w:t>
       </w:r>
     </w:p>
@@ -1903,10 +1903,10 @@
         </w:rPr>
         <w:lastRenderedPageBreak/>
         <w:drawing>
-          <wp:inline distT="0" distB="0" distL="0" distR="0" wp14:anchorId="4A282CD7" wp14:editId="15D9A34F">
-            <wp:extent cx="3331210" cy="5953125"/>
-            <wp:effectExtent l="0" t="0" r="2540" b="9525"/>
-            <wp:docPr id="1282715565" name="Imagem 3"/>
+          <wp:inline distT="0" distB="0" distL="0" distR="0" wp14:anchorId="5D5B597F" wp14:editId="58D1E50A">
+            <wp:extent cx="4420870" cy="5591175"/>
+            <wp:effectExtent l="0" t="0" r="0" b="9525"/>
+            <wp:docPr id="1510810825" name="Imagem 6"/>
             <wp:cNvGraphicFramePr>
               <a:graphicFrameLocks xmlns:a="http://schemas.openxmlformats.org/drawingml/2006/main" noChangeAspect="1"/>
             </wp:cNvGraphicFramePr>
@@ -1914,7 +1914,7 @@
               <a:graphicData uri="http://schemas.openxmlformats.org/drawingml/2006/picture">
                 <pic:pic xmlns:pic="http://schemas.openxmlformats.org/drawingml/2006/picture">
                   <pic:nvPicPr>
-                    <pic:cNvPr id="0" name="Picture 5"/>
+                    <pic:cNvPr id="0" name="Picture 10"/>
                     <pic:cNvPicPr>
                       <a:picLocks noChangeAspect="1" noChangeArrowheads="1"/>
                     </pic:cNvPicPr>
@@ -1935,7 +1935,7 @@
                   <pic:spPr bwMode="auto">
                     <a:xfrm>
                       <a:off x="0" y="0"/>
-                      <a:ext cx="3331210" cy="5953125"/>
+                      <a:ext cx="4420870" cy="5591175"/>
                     </a:xfrm>
                     <a:prstGeom prst="rect">
                       <a:avLst/>
@@ -1996,8 +1996,11 @@
         <w:jc w:val="both"/>
       </w:pPr>
       <w:r>
+        <w:t xml:space="preserve">Os participantes são apresentados no topo, cada um com uma linha de vida vertical tracejada. As mensagens são representadas por setas horizontais e organizadas de </w:t>
+      </w:r>
+      <w:r>
         <w:lastRenderedPageBreak/>
-        <w:t>Os participantes são apresentados no topo, cada um com uma linha de vida vertical tracejada. As mensagens são representadas por setas horizontais e organizadas de cima para baixo, seguindo a ordem temporal. Uma mensagem pode representar uma chamada de operação, o envio de dados ou o retorno de uma resposta. Barras de ativação podem indicar o período em que um participante está executando uma operação.</w:t>
+        <w:t>cima para baixo, seguindo a ordem temporal. Uma mensagem pode representar uma chamada de operação, o envio de dados ou o retorno de uma resposta. Barras de ativação podem indicar o período em que um participante está executando uma operação.</w:t>
       </w:r>
     </w:p>
     <w:p>
@@ -2043,10 +2046,10 @@
         </w:rPr>
         <w:lastRenderedPageBreak/>
         <w:drawing>
-          <wp:inline distT="0" distB="0" distL="0" distR="0" wp14:anchorId="7925C6EF" wp14:editId="7471251E">
-            <wp:extent cx="5760085" cy="4979670"/>
-            <wp:effectExtent l="0" t="0" r="0" b="0"/>
-            <wp:docPr id="1139562781" name="Imagem 4"/>
+          <wp:inline distT="0" distB="0" distL="0" distR="0" wp14:anchorId="74733DE0" wp14:editId="253F2390">
+            <wp:extent cx="5173345" cy="4849406"/>
+            <wp:effectExtent l="0" t="0" r="8255" b="8890"/>
+            <wp:docPr id="94061756" name="Imagem 1"/>
             <wp:cNvGraphicFramePr>
               <a:graphicFrameLocks xmlns:a="http://schemas.openxmlformats.org/drawingml/2006/main" noChangeAspect="1"/>
             </wp:cNvGraphicFramePr>
@@ -2054,7 +2057,7 @@
               <a:graphicData uri="http://schemas.openxmlformats.org/drawingml/2006/picture">
                 <pic:pic xmlns:pic="http://schemas.openxmlformats.org/drawingml/2006/picture">
                   <pic:nvPicPr>
-                    <pic:cNvPr id="0" name="Picture 7"/>
+                    <pic:cNvPr id="0" name="Picture 1"/>
                     <pic:cNvPicPr>
                       <a:picLocks noChangeAspect="1" noChangeArrowheads="1"/>
                     </pic:cNvPicPr>
@@ -2075,7 +2078,7 @@
                   <pic:spPr bwMode="auto">
                     <a:xfrm>
                       <a:off x="0" y="0"/>
-                      <a:ext cx="5760085" cy="4979670"/>
+                      <a:ext cx="5192052" cy="4866942"/>
                     </a:xfrm>
                     <a:prstGeom prst="rect">
                       <a:avLst/>
@@ -2344,16 +2347,19 @@
       <w:pPr>
         <w:spacing w:before="200" w:after="80"/>
         <w:jc w:val="center"/>
+        <w:rPr>
+          <w:u w:val="single"/>
+        </w:rPr>
       </w:pPr>
       <w:r>
         <w:rPr>
           <w:noProof/>
         </w:rPr>
         <w:drawing>
-          <wp:inline distT="0" distB="0" distL="0" distR="0" wp14:anchorId="6737FA3C" wp14:editId="58FB59C2">
-            <wp:extent cx="5760085" cy="3518535"/>
-            <wp:effectExtent l="0" t="0" r="0" b="5715"/>
-            <wp:docPr id="1905301383" name="Imagem 6"/>
+          <wp:inline distT="0" distB="0" distL="0" distR="0" wp14:anchorId="0A6367F4" wp14:editId="0AD50F2B">
+            <wp:extent cx="5760085" cy="3364230"/>
+            <wp:effectExtent l="0" t="0" r="0" b="7620"/>
+            <wp:docPr id="491815004" name="Imagem 10"/>
             <wp:cNvGraphicFramePr>
               <a:graphicFrameLocks xmlns:a="http://schemas.openxmlformats.org/drawingml/2006/main" noChangeAspect="1"/>
             </wp:cNvGraphicFramePr>
@@ -2361,7 +2367,7 @@
               <a:graphicData uri="http://schemas.openxmlformats.org/drawingml/2006/picture">
                 <pic:pic xmlns:pic="http://schemas.openxmlformats.org/drawingml/2006/picture">
                   <pic:nvPicPr>
-                    <pic:cNvPr id="0" name="Picture 11"/>
+                    <pic:cNvPr id="0" name="Picture 18"/>
                     <pic:cNvPicPr>
                       <a:picLocks noChangeAspect="1" noChangeArrowheads="1"/>
                     </pic:cNvPicPr>
@@ -2382,7 +2388,7 @@
                   <pic:spPr bwMode="auto">
                     <a:xfrm>
                       <a:off x="0" y="0"/>
-                      <a:ext cx="5760085" cy="3518535"/>
+                      <a:ext cx="5760085" cy="3364230"/>
                     </a:xfrm>
                     <a:prstGeom prst="rect">
                       <a:avLst/>
@@ -2451,18 +2457,15 @@
         <w:jc w:val="both"/>
       </w:pPr>
       <w:r>
-        <w:t xml:space="preserve">As ligações entre objetos representam instâncias de associações definidas no modelo de classes. Elas podem demonstrar, por exemplo, que determinado usuário selecionou um documento, que um serviço processou seu conteúdo e que um arquivo </w:t>
-      </w:r>
+        <w:t>As ligações entre objetos representam instâncias de associações definidas no modelo de classes. Elas podem demonstrar, por exemplo, que determinado usuário selecionou um documento, que um serviço processou seu conteúdo e que um arquivo de saída foi produzido. O diagrama não descreve a sequência temporal completa, mas a configuração dos objetos em um cenário.</w:t>
+      </w:r>
+    </w:p>
+    <w:p>
+      <w:pPr>
+        <w:jc w:val="both"/>
+      </w:pPr>
       <w:r>
         <w:lastRenderedPageBreak/>
-        <w:t>de saída foi produzido. O diagrama não descreve a sequência temporal completa, mas a configuração dos objetos em um cenário.</w:t>
-      </w:r>
-    </w:p>
-    <w:p>
-      <w:pPr>
-        <w:jc w:val="both"/>
-      </w:pPr>
-      <w:r>
         <w:t>No Tradutor, o exemplo considera um usuário que seleciona um arquivo chamado “livro.epub”, com idioma de origem inglês e destino português. Um serviço de tradução utiliza o mecanismo Argos e, após o processamento, produz um arquivo denominado “traduzido.epub”. Os valores ilustram uma execução hipotética e servem para tornar concretos os conceitos do diagrama.</w:t>
       </w:r>
     </w:p>
@@ -2569,18 +2572,15 @@
         <w:jc w:val="both"/>
       </w:pPr>
       <w:r>
-        <w:t xml:space="preserve">A elaboração desta documentação permitiu analisar o Tradutor de forma organizada, relacionando suas funcionalidades aos problemas que pretende resolver. A identificação dos requisitos tornou mais claro o que o sistema deve oferecer ao usuário, desde a seleção do arquivo até a geração do documento traduzido. As regras de negócio estabeleceram condições importantes, como a aceitação dos formatos </w:t>
-      </w:r>
+        <w:t>A elaboração desta documentação permitiu analisar o Tradutor de forma organizada, relacionando suas funcionalidades aos problemas que pretende resolver. A identificação dos requisitos tornou mais claro o que o sistema deve oferecer ao usuário, desde a seleção do arquivo até a geração do documento traduzido. As regras de negócio estabeleceram condições importantes, como a aceitação dos formatos PDF e EPUB, a utilização condicional do OCR e a necessidade de pacotes de idioma disponíveis para a tradução.</w:t>
+      </w:r>
+    </w:p>
+    <w:p>
+      <w:pPr>
+        <w:jc w:val="both"/>
+      </w:pPr>
       <w:r>
         <w:lastRenderedPageBreak/>
-        <w:t>PDF e EPUB, a utilização condicional do OCR e a necessidade de pacotes de idioma disponíveis para a tradução.</w:t>
-      </w:r>
-    </w:p>
-    <w:p>
-      <w:pPr>
-        <w:jc w:val="both"/>
-      </w:pPr>
-      <w:r>
         <w:t>A modelagem UML contribuiu para observar o projeto sob diferentes perspectivas. O diagrama de casos de uso apresentou as funcionalidades disponíveis ao usuário; o diagrama de classes organizou os conceitos e responsabilidades; o diagrama de atividades mostrou o fluxo de processamento; o diagrama de sequência detalhou a troca de mensagens; o diagrama de estados representou o ciclo de vida do documento; o diagrama de componentes mostrou a organização modular; e o diagrama de objetos exemplificou uma execução concreta.</w:t>
       </w:r>
     </w:p>
@@ -2640,24 +2640,24 @@
         </w:rPr>
       </w:pPr>
       <w:r>
+        <w:t xml:space="preserve">GUILHERME506. Tradutor. GitHub: repositório do projeto. Disponível em: https://github.com/guilherme506/Tradutor. </w:t>
+      </w:r>
+      <w:r>
+        <w:rPr>
+          <w:lang w:val="en-US"/>
+        </w:rPr>
+        <w:t>Acesso em: 29 out. 2026.</w:t>
+      </w:r>
+    </w:p>
+    <w:p>
+      <w:pPr>
+        <w:ind w:left="708" w:hanging="708"/>
+      </w:pPr>
+      <w:r>
+        <w:rPr>
+          <w:lang w:val="en-US"/>
+        </w:rPr>
         <w:lastRenderedPageBreak/>
-        <w:t xml:space="preserve">GUILHERME506. Tradutor. GitHub: repositório do projeto. Disponível em: https://github.com/guilherme506/Tradutor. </w:t>
-      </w:r>
-      <w:r>
-        <w:rPr>
-          <w:lang w:val="en-US"/>
-        </w:rPr>
-        <w:t>Acesso em: 29 out. 2026.</w:t>
-      </w:r>
-    </w:p>
-    <w:p>
-      <w:pPr>
-        <w:ind w:left="708" w:hanging="708"/>
-      </w:pPr>
-      <w:r>
-        <w:rPr>
-          <w:lang w:val="en-US"/>
-        </w:rPr>
         <w:t xml:space="preserve">OBJECT MANAGEMENT GROUP. OMG Unified Modeling Language (OMG UML), Version 2.5.1. </w:t>
       </w:r>
       <w:r>
